--- a/word_reports/LP_0253_위치_112_Neil Diamond_Greatest Hit.docx
+++ b/word_reports/LP_0253_위치_112_Neil Diamond_Greatest Hit.docx
@@ -4,7 +4,7 @@
   <w:body>
     <w:p>
       <w:pPr>
-        <w:spacing w:after="280"/>
+        <w:spacing w:after="80"/>
       </w:pPr>
       <w:r>
         <w:rPr w:rFonts="맑은 고딕">
@@ -13,94 +13,47 @@
           <w:color w:val="1E3A8A"/>
           <w:sz w:val="30"/>
         </w:rPr>
-        <w:t>[112] Neil Diamond - Greatest Hits</w:t>
+        <w:t>Neil Diamond (닐 다이아몬드) - Greatest Hits</w:t>
       </w:r>
     </w:p>
     <w:p>
       <w:pPr>
-        <w:spacing w:after="320"/>
+        <w:spacing w:after="240"/>
       </w:pPr>
       <w:r>
         <w:rPr w:rFonts="맑은 고딕">
           <w:rFonts w:ascii="맑은 고딕" w:hAnsi="맑은 고딕" w:eastAsia="맑은 고딕"/>
           <w:b/>
-          <w:sz w:val="20"/>
+          <w:color w:val="4B5563"/>
+          <w:sz w:val="22"/>
         </w:rPr>
-        <w:t>■ 위치 : 112</w:t>
-        <w:br/>
-      </w:r>
-      <w:r>
-        <w:rPr w:rFonts="맑은 고딕">
-          <w:rFonts w:ascii="맑은 고딕" w:hAnsi="맑은 고딕" w:eastAsia="맑은 고딕"/>
-          <w:b/>
-          <w:sz w:val="20"/>
-        </w:rPr>
-        <w:t>■ 아티스트 : Neil Diamond</w:t>
-        <w:br/>
-      </w:r>
-      <w:r>
-        <w:rPr w:rFonts="맑은 고딕">
-          <w:rFonts w:ascii="맑은 고딕" w:hAnsi="맑은 고딕" w:eastAsia="맑은 고딕"/>
-          <w:b/>
-          <w:sz w:val="20"/>
-        </w:rPr>
-        <w:t>■ 앨범명 : Greatest Hits</w:t>
-        <w:br/>
-      </w:r>
-      <w:r>
-        <w:rPr w:rFonts="맑은 고딕">
-          <w:rFonts w:ascii="맑은 고딕" w:hAnsi="맑은 고딕" w:eastAsia="맑은 고딕"/>
-          <w:b w:val="0"/>
-          <w:sz w:val="20"/>
-        </w:rPr>
-        <w:t>■ 음반 레이블 : Bang Records</w:t>
-        <w:br/>
-      </w:r>
-      <w:r>
-        <w:rPr w:rFonts="맑은 고딕">
-          <w:rFonts w:ascii="맑은 고딕" w:hAnsi="맑은 고딕" w:eastAsia="맑은 고딕"/>
-          <w:b w:val="0"/>
-          <w:sz w:val="20"/>
-        </w:rPr>
-        <w:t>■ 발매년도 : 1968</w:t>
-        <w:br/>
-      </w:r>
-      <w:r>
-        <w:rPr w:rFonts="맑은 고딕">
-          <w:rFonts w:ascii="맑은 고딕" w:hAnsi="맑은 고딕" w:eastAsia="맑은 고딕"/>
-          <w:b w:val="0"/>
-          <w:sz w:val="20"/>
-        </w:rPr>
-        <w:t>■ 장르 : 팝 록 (Pop Rock), 소프트 록 (Soft Rock), 싱어송라이터 (Singer-Songwriter)</w:t>
-        <w:br/>
-      </w:r>
-      <w:r>
-        <w:rPr w:rFonts="맑은 고딕">
-          <w:rFonts w:ascii="맑은 고딕" w:hAnsi="맑은 고딕" w:eastAsia="맑은 고딕"/>
-          <w:b w:val="0"/>
-          <w:sz w:val="20"/>
-        </w:rPr>
-        <w:t>■ 주요 수록곡 : 1. Solitary Man</w:t>
-        <w:br/>
+        <w:t>위치 :  112</w:t>
       </w:r>
     </w:p>
     <w:p>
       <w:pPr>
-        <w:spacing w:after="160"/>
+        <w:spacing w:line="324" w:lineRule="auto" w:before="80" w:after="160"/>
       </w:pPr>
       <w:r>
         <w:rPr w:rFonts="맑은 고딕">
           <w:rFonts w:ascii="맑은 고딕" w:hAnsi="맑은 고딕" w:eastAsia="맑은 고딕"/>
           <w:b/>
           <w:color w:val="1F2937"/>
-          <w:sz w:val="24"/>
+          <w:sz w:val="22"/>
         </w:rPr>
-        <w:t>■ 음반 해설 및 감상 가이드</w:t>
+        <w:t xml:space="preserve">[음반 소개] </w:t>
+      </w:r>
+      <w:r>
+        <w:rPr w:rFonts="맑은 고딕">
+          <w:rFonts w:ascii="맑은 고딕" w:hAnsi="맑은 고딕" w:eastAsia="맑은 고딕"/>
+          <w:b w:val="0"/>
+          <w:sz w:val="21"/>
+        </w:rPr>
       </w:r>
     </w:p>
     <w:p>
       <w:pPr>
-        <w:spacing w:line="312" w:lineRule="auto" w:after="120"/>
+        <w:spacing w:line="324" w:lineRule="auto" w:after="120"/>
       </w:pPr>
       <w:r>
         <w:rPr w:rFonts="맑은 고딕">
@@ -108,51 +61,516 @@
           <w:b w:val="0"/>
           <w:sz w:val="21"/>
         </w:rPr>
-        <w:t>20세기 미국 대중음악사에서 가장 거대하고 찬란한 궤적을 남긴 싱어송라이터 닐 다이아몬드(Neil Diamond)의 초기 정수를 담아낸 [Greatest Hits]는 그의 음악적 신화가 어디서 시작되었는지를 명확히 보여주는 이정표와도 같은 음반입니다. 1960년대 후반 뱅 레코드(Bang Records) 시절에 발표한 대표곡들을 모은 이 컴필레이션 LP는, 브릴 빌딩(Brill Building) 작곡가 출신인 그가 전 세계적인 팝 스타로 도약하는 결정적 순간들의 뜨거운 에너지를 고스란히 포착하고 있습니다.</w:t>
+        <w:t>닐 다이아몬드의 《Greatest Hits》는 20세기 팝 음악사에서 가장 찬란하게 빛났던 음유시인의 영혼과 낭만을 오롯이 집대성한 불멸의 명반입니다. 가슴을 울리는 깊고 그윽한 바리톤 음색과 탁월한 멜로디 감각은 거친 세월의 파도를 넘어 오늘날에도 듣는 이의 심장에 아련한 노스탤지어를 아로새깁니다. 대중성과 예술성이라는 두 마리 토끼를 완벽하게 포용하며 전 세계인의 가슴속에 희망과 위로를 건네온 그의 찬란한 궤적이 고스란히 담겨 있습니다. 회색빛 도시의 침묵 속에서 바이닐 특유의 온기로 피어나는 그의 선율은, 그 자체로 한 편의 서사시이자 영원히 늙지 않는 청춘의 찬가입니다.</w:t>
       </w:r>
     </w:p>
     <w:p>
       <w:pPr>
-        <w:spacing w:line="312" w:lineRule="auto" w:after="120"/>
+        <w:spacing w:line="324" w:lineRule="auto" w:before="200" w:after="80"/>
       </w:pPr>
+      <w:r>
+        <w:rPr w:rFonts="맑은 고딕">
+          <w:rFonts w:ascii="맑은 고딕" w:hAnsi="맑은 고딕" w:eastAsia="맑은 고딕"/>
+          <w:b/>
+          <w:color w:val="1E3A8A"/>
+          <w:sz w:val="24"/>
+        </w:rPr>
+        <w:t>1. 음반 데이터</w:t>
+      </w:r>
+    </w:p>
+    <w:p>
+      <w:pPr>
+        <w:spacing w:line="324" w:lineRule="auto" w:after="80"/>
+      </w:pPr>
+      <w:r>
+        <w:rPr w:rFonts="맑은 고딕">
+          <w:rFonts w:ascii="맑은 고딕" w:hAnsi="맑은 고딕" w:eastAsia="맑은 고딕"/>
+          <w:b w:val="0"/>
+          <w:color w:val="6B7280"/>
+          <w:sz w:val="21"/>
+        </w:rPr>
+        <w:t xml:space="preserve">· </w:t>
+      </w:r>
+      <w:r>
+        <w:rPr w:rFonts="맑은 고딕">
+          <w:rFonts w:ascii="맑은 고딕" w:hAnsi="맑은 고딕" w:eastAsia="맑은 고딕"/>
+          <w:b/>
+          <w:color w:val="1F2937"/>
+          <w:sz w:val="21"/>
+        </w:rPr>
+        <w:t xml:space="preserve">앨범명: </w:t>
+      </w:r>
       <w:r>
         <w:rPr w:rFonts="맑은 고딕">
           <w:rFonts w:ascii="맑은 고딕" w:hAnsi="맑은 고딕" w:eastAsia="맑은 고딕"/>
           <w:b w:val="0"/>
           <w:sz w:val="21"/>
         </w:rPr>
-        <w:t>음반 전반을 지배하는 가장 큰 매력은 단연 닐 다이아몬드 특유의 깊고 웅장한 바리톤 보컬과 뛰어난 송라이팅 감각입니다. 첫 트랙이자 그의 데뷔 싱글인 'Solitary Man'에서 보여주는 고독하면서도 담담한 어조, 그리고 'Cherry, Cherry'에서 분출되는 경쾌한 리듬과 원초적인 포크 록의 에너지는 그가 단순한 팝 가수를 넘어 시대의 감성을 읽어내는 탁월한 스토리텔러였음을 증명합니다. 그의 음성은 묵직한 중저음의 울림을 바탕으로 듣는 이의 마음을 단숨에 사로잡는 강력한 인프라를 지니고 있습니다.</w:t>
+        <w:t>Greatest Hits</w:t>
       </w:r>
     </w:p>
     <w:p>
       <w:pPr>
-        <w:spacing w:line="312" w:lineRule="auto" w:after="120"/>
+        <w:spacing w:line="324" w:lineRule="auto" w:after="80"/>
       </w:pPr>
+      <w:r>
+        <w:rPr w:rFonts="맑은 고딕">
+          <w:rFonts w:ascii="맑은 고딕" w:hAnsi="맑은 고딕" w:eastAsia="맑은 고딕"/>
+          <w:b w:val="0"/>
+          <w:color w:val="6B7280"/>
+          <w:sz w:val="21"/>
+        </w:rPr>
+        <w:t xml:space="preserve">· </w:t>
+      </w:r>
+      <w:r>
+        <w:rPr w:rFonts="맑은 고딕">
+          <w:rFonts w:ascii="맑은 고딕" w:hAnsi="맑은 고딕" w:eastAsia="맑은 고딕"/>
+          <w:b/>
+          <w:color w:val="1F2937"/>
+          <w:sz w:val="21"/>
+        </w:rPr>
+        <w:t xml:space="preserve">아티스트: </w:t>
+      </w:r>
       <w:r>
         <w:rPr w:rFonts="맑은 고딕">
           <w:rFonts w:ascii="맑은 고딕" w:hAnsi="맑은 고딕" w:eastAsia="맑은 고딕"/>
           <w:b w:val="0"/>
           <w:sz w:val="21"/>
         </w:rPr>
-        <w:t>본 음반에 수록된 곡들은 수십 년이 지난 지금까지도 수많은 후배 아티스트들에 의해 재해석되며 불멸의 생명력을 자랑합니다. 더 몽키스(The Monkees)가 불러 빌보드 차트 정상에 올랐던 'I'm a Believer', 영화 &lt;펄프 픽션&gt;에 삽입되어 재조명받은 'Girl, You'll Be a Woman Soon', 그리고 훗날 레게 밴드 UB40가 리메이크하여 세계적인 히트를 기록한 'Red Red Wine' 등은 닐 다이아몬드의 작곡 스펙트럼이 얼마나 넓고 선구적이었는지를 잘 보여줍니다.</w:t>
+        <w:t>Neil Diamond (닐 다이아몬드)</w:t>
       </w:r>
     </w:p>
     <w:p>
       <w:pPr>
-        <w:spacing w:line="312" w:lineRule="auto" w:after="120"/>
+        <w:spacing w:line="324" w:lineRule="auto" w:after="80"/>
       </w:pPr>
+      <w:r>
+        <w:rPr w:rFonts="맑은 고딕">
+          <w:rFonts w:ascii="맑은 고딕" w:hAnsi="맑은 고딕" w:eastAsia="맑은 고딕"/>
+          <w:b w:val="0"/>
+          <w:color w:val="6B7280"/>
+          <w:sz w:val="21"/>
+        </w:rPr>
+        <w:t xml:space="preserve">· </w:t>
+      </w:r>
+      <w:r>
+        <w:rPr w:rFonts="맑은 고딕">
+          <w:rFonts w:ascii="맑은 고딕" w:hAnsi="맑은 고딕" w:eastAsia="맑은 고딕"/>
+          <w:b/>
+          <w:color w:val="1F2937"/>
+          <w:sz w:val="21"/>
+        </w:rPr>
+        <w:t xml:space="preserve">발매 정보: </w:t>
+      </w:r>
       <w:r>
         <w:rPr w:rFonts="맑은 고딕">
           <w:rFonts w:ascii="맑은 고딕" w:hAnsi="맑은 고딕" w:eastAsia="맑은 고딕"/>
           <w:b w:val="0"/>
           <w:sz w:val="21"/>
         </w:rPr>
-        <w:t>LP 아날로그 판반으로 감상하는 이 음반은 특유의 따뜻하고 풍성한 질감을 선사합니다. 어쿠스틱 기타의 정갈한 스트럼과 생동감 넘치는 타악기 세션, 그리고 그 위를 얹히는 닐 다이아몬드의 진정성 어린 목소리는 LP 매체에서 비로소 완벽한 입체감을 얻습니다. 팝 록 역사상 가장 위대한 싱어송라이터의 청춘과 열정이 집약된 이 LP는 아날로그 음반 수집가는 물론, 순수한 팝 음악의 고전을 탐구하려는 모든 음악 애호가에게 선율 이상의 깊은 감동을 전해줄 것입니다.</w:t>
+        <w:t>1960년대 후반 뱅(Bang) 레코드 시절의 초기 걸작부터 유니(Uni), MCA, 그리고 컬럼비아(Columbia) 레코드를 거치며 만개한 닐 다이아몬드의 황금기 대표 트랙들을 망라하여 발매된 정통 컴필레이션 앨범입니다.</w:t>
+      </w:r>
+    </w:p>
+    <w:p>
+      <w:pPr>
+        <w:spacing w:line="324" w:lineRule="auto" w:after="80"/>
+      </w:pPr>
+      <w:r>
+        <w:rPr w:rFonts="맑은 고딕">
+          <w:rFonts w:ascii="맑은 고딕" w:hAnsi="맑은 고딕" w:eastAsia="맑은 고딕"/>
+          <w:b w:val="0"/>
+          <w:color w:val="6B7280"/>
+          <w:sz w:val="21"/>
+        </w:rPr>
+        <w:t xml:space="preserve">· </w:t>
+      </w:r>
+      <w:r>
+        <w:rPr w:rFonts="맑은 고딕">
+          <w:rFonts w:ascii="맑은 고딕" w:hAnsi="맑은 고딕" w:eastAsia="맑은 고딕"/>
+          <w:b/>
+          <w:color w:val="1F2937"/>
+          <w:sz w:val="21"/>
+        </w:rPr>
+        <w:t xml:space="preserve">LP 인기도(판매량): </w:t>
+      </w:r>
+      <w:r>
+        <w:rPr w:rFonts="맑은 고딕">
+          <w:rFonts w:ascii="맑은 고딕" w:hAnsi="맑은 고딕" w:eastAsia="맑은 고딕"/>
+          <w:b w:val="0"/>
+          <w:sz w:val="21"/>
+        </w:rPr>
+        <w:t>발매와 동시에 빌보드 앨범 차트 최상위권을 석권하였으며, 미국음반산업협회(RIAA) 멀티 플래티넘 인증을 비롯해 전 세계 수천만 장의 판매고를 기록하며 시대를 초월한 베스트셀러로 확고히 자리매김했습니다.</w:t>
+      </w:r>
+    </w:p>
+    <w:p>
+      <w:pPr>
+        <w:spacing w:line="324" w:lineRule="auto" w:after="80"/>
+      </w:pPr>
+      <w:r>
+        <w:rPr w:rFonts="맑은 고딕">
+          <w:rFonts w:ascii="맑은 고딕" w:hAnsi="맑은 고딕" w:eastAsia="맑은 고딕"/>
+          <w:b w:val="0"/>
+          <w:color w:val="6B7280"/>
+          <w:sz w:val="21"/>
+        </w:rPr>
+        <w:t xml:space="preserve">· </w:t>
+      </w:r>
+      <w:r>
+        <w:rPr w:rFonts="맑은 고딕">
+          <w:rFonts w:ascii="맑은 고딕" w:hAnsi="맑은 고딕" w:eastAsia="맑은 고딕"/>
+          <w:b/>
+          <w:color w:val="1F2937"/>
+          <w:sz w:val="21"/>
+        </w:rPr>
+        <w:t xml:space="preserve">각종 수상경력: </w:t>
+      </w:r>
+      <w:r>
+        <w:rPr w:rFonts="맑은 고딕">
+          <w:rFonts w:ascii="맑은 고딕" w:hAnsi="맑은 고딕" w:eastAsia="맑은 고딕"/>
+          <w:b w:val="0"/>
+          <w:sz w:val="21"/>
+        </w:rPr>
+        <w:t>로큰롤 명예의 전당(Rock and Roll Hall of Fame) 및 송라이터스 명예의 전당 헌액, 그래미 어워드 평생공로상, 케네디 센터 공로상(Kennedy Center Honors) 수상 등 대중음악사에 남긴 위대한 업적을 공인받았습니다.</w:t>
+      </w:r>
+    </w:p>
+    <w:p>
+      <w:pPr>
+        <w:spacing w:line="324" w:lineRule="auto" w:before="200" w:after="80"/>
+      </w:pPr>
+      <w:r>
+        <w:rPr w:rFonts="맑은 고딕">
+          <w:rFonts w:ascii="맑은 고딕" w:hAnsi="맑은 고딕" w:eastAsia="맑은 고딕"/>
+          <w:b/>
+          <w:color w:val="1E3A8A"/>
+          <w:sz w:val="24"/>
+        </w:rPr>
+        <w:t>2. 아티스트 정보</w:t>
+      </w:r>
+    </w:p>
+    <w:p>
+      <w:pPr>
+        <w:spacing w:line="324" w:lineRule="auto" w:after="80"/>
+      </w:pPr>
+      <w:r>
+        <w:rPr w:rFonts="맑은 고딕">
+          <w:rFonts w:ascii="맑은 고딕" w:hAnsi="맑은 고딕" w:eastAsia="맑은 고딕"/>
+          <w:b w:val="0"/>
+          <w:color w:val="6B7280"/>
+          <w:sz w:val="21"/>
+        </w:rPr>
+        <w:t xml:space="preserve">· </w:t>
+      </w:r>
+      <w:r>
+        <w:rPr w:rFonts="맑은 고딕">
+          <w:rFonts w:ascii="맑은 고딕" w:hAnsi="맑은 고딕" w:eastAsia="맑은 고딕"/>
+          <w:b/>
+          <w:color w:val="1F2937"/>
+          <w:sz w:val="21"/>
+        </w:rPr>
+        <w:t xml:space="preserve">국적: </w:t>
+      </w:r>
+      <w:r>
+        <w:rPr w:rFonts="맑은 고딕">
+          <w:rFonts w:ascii="맑은 고딕" w:hAnsi="맑은 고딕" w:eastAsia="맑은 고딕"/>
+          <w:b w:val="0"/>
+          <w:sz w:val="21"/>
+        </w:rPr>
+        <w:t>미국 (USA)</w:t>
+      </w:r>
+    </w:p>
+    <w:p>
+      <w:pPr>
+        <w:spacing w:line="324" w:lineRule="auto" w:after="80"/>
+      </w:pPr>
+      <w:r>
+        <w:rPr w:rFonts="맑은 고딕">
+          <w:rFonts w:ascii="맑은 고딕" w:hAnsi="맑은 고딕" w:eastAsia="맑은 고딕"/>
+          <w:b w:val="0"/>
+          <w:color w:val="6B7280"/>
+          <w:sz w:val="21"/>
+        </w:rPr>
+        <w:t xml:space="preserve">· </w:t>
+      </w:r>
+      <w:r>
+        <w:rPr w:rFonts="맑은 고딕">
+          <w:rFonts w:ascii="맑은 고딕" w:hAnsi="맑은 고딕" w:eastAsia="맑은 고딕"/>
+          <w:b/>
+          <w:color w:val="1F2937"/>
+          <w:sz w:val="21"/>
+        </w:rPr>
+        <w:t xml:space="preserve">생몰년도: </w:t>
+      </w:r>
+      <w:r>
+        <w:rPr w:rFonts="맑은 고딕">
+          <w:rFonts w:ascii="맑은 고딕" w:hAnsi="맑은 고딕" w:eastAsia="맑은 고딕"/>
+          <w:b w:val="0"/>
+          <w:sz w:val="21"/>
+        </w:rPr>
+        <w:t>1941년 1월 24일 ~ 현재</w:t>
+      </w:r>
+    </w:p>
+    <w:p>
+      <w:pPr>
+        <w:spacing w:line="324" w:lineRule="auto" w:after="80"/>
+      </w:pPr>
+      <w:r>
+        <w:rPr w:rFonts="맑은 고딕">
+          <w:rFonts w:ascii="맑은 고딕" w:hAnsi="맑은 고딕" w:eastAsia="맑은 고딕"/>
+          <w:b w:val="0"/>
+          <w:color w:val="6B7280"/>
+          <w:sz w:val="21"/>
+        </w:rPr>
+        <w:t xml:space="preserve">· </w:t>
+      </w:r>
+      <w:r>
+        <w:rPr w:rFonts="맑은 고딕">
+          <w:rFonts w:ascii="맑은 고딕" w:hAnsi="맑은 고딕" w:eastAsia="맑은 고딕"/>
+          <w:b/>
+          <w:color w:val="1F2937"/>
+          <w:sz w:val="21"/>
+        </w:rPr>
+        <w:t xml:space="preserve">그룹 소속: </w:t>
+      </w:r>
+      <w:r>
+        <w:rPr w:rFonts="맑은 고딕">
+          <w:rFonts w:ascii="맑은 고딕" w:hAnsi="맑은 고딕" w:eastAsia="맑은 고딕"/>
+          <w:b w:val="0"/>
+          <w:sz w:val="21"/>
+        </w:rPr>
+        <w:t>솔로 (싱어송라이터)</w:t>
+      </w:r>
+    </w:p>
+    <w:p>
+      <w:pPr>
+        <w:spacing w:line="324" w:lineRule="auto" w:after="80"/>
+      </w:pPr>
+      <w:r>
+        <w:rPr w:rFonts="맑은 고딕">
+          <w:rFonts w:ascii="맑은 고딕" w:hAnsi="맑은 고딕" w:eastAsia="맑은 고딕"/>
+          <w:b w:val="0"/>
+          <w:color w:val="6B7280"/>
+          <w:sz w:val="21"/>
+        </w:rPr>
+        <w:t xml:space="preserve">· </w:t>
+      </w:r>
+      <w:r>
+        <w:rPr w:rFonts="맑은 고딕">
+          <w:rFonts w:ascii="맑은 고딕" w:hAnsi="맑은 고딕" w:eastAsia="맑은 고딕"/>
+          <w:b/>
+          <w:color w:val="1F2937"/>
+          <w:sz w:val="21"/>
+        </w:rPr>
+        <w:t xml:space="preserve">아티스트 소개: </w:t>
+      </w:r>
+      <w:r>
+        <w:rPr w:rFonts="맑은 고딕">
+          <w:rFonts w:ascii="맑은 고딕" w:hAnsi="맑은 고딕" w:eastAsia="맑은 고딕"/>
+          <w:b w:val="0"/>
+          <w:sz w:val="21"/>
+        </w:rPr>
+        <w:t>뉴욕 브루클린 출신으로 틴 팬 앨리(Tin Pan Alley)의 브릴 빌딩(Brill Building) 전속 작곡가로 출발하여 20세기 가장 위대한 팝·포크 록의 거장으로 우뚝 선 싱어송라이터입니다. 굵직하고 서정적인 바리톤 보컬과 삶의 페이소스를 관통하는 독보적인 송라이팅으로 전 세계 1억 3천만 장 이상의 음반을 판매하며 팝 음악의 황금기를 이끌었습니다.</w:t>
+      </w:r>
+    </w:p>
+    <w:p>
+      <w:pPr>
+        <w:spacing w:line="324" w:lineRule="auto" w:before="200" w:after="80"/>
+      </w:pPr>
+      <w:r>
+        <w:rPr w:rFonts="맑은 고딕">
+          <w:rFonts w:ascii="맑은 고딕" w:hAnsi="맑은 고딕" w:eastAsia="맑은 고딕"/>
+          <w:b/>
+          <w:color w:val="1E3A8A"/>
+          <w:sz w:val="24"/>
+        </w:rPr>
+        <w:t>3. 음반 상세 분석</w:t>
+      </w:r>
+    </w:p>
+    <w:p>
+      <w:pPr>
+        <w:spacing w:line="324" w:lineRule="auto" w:after="80"/>
+      </w:pPr>
+      <w:r>
+        <w:rPr w:rFonts="맑은 고딕">
+          <w:rFonts w:ascii="맑은 고딕" w:hAnsi="맑은 고딕" w:eastAsia="맑은 고딕"/>
+          <w:b w:val="0"/>
+          <w:color w:val="6B7280"/>
+          <w:sz w:val="21"/>
+        </w:rPr>
+        <w:t xml:space="preserve">· </w:t>
+      </w:r>
+      <w:r>
+        <w:rPr w:rFonts="맑은 고딕">
+          <w:rFonts w:ascii="맑은 고딕" w:hAnsi="맑은 고딕" w:eastAsia="맑은 고딕"/>
+          <w:b/>
+          <w:color w:val="1F2937"/>
+          <w:sz w:val="21"/>
+        </w:rPr>
+        <w:t xml:space="preserve">역사적 위치: </w:t>
+      </w:r>
+      <w:r>
+        <w:rPr w:rFonts="맑은 고딕">
+          <w:rFonts w:ascii="맑은 고딕" w:hAnsi="맑은 고딕" w:eastAsia="맑은 고딕"/>
+          <w:b w:val="0"/>
+          <w:sz w:val="21"/>
+        </w:rPr>
+        <w:t>본 작은 1960~70년대 어덜트 컨템퍼러리와 포크 팝, 오케스트럴 팝의 정점을 보여주는 사운드의 교과서이자 역사적 유산입니다. 단순한 히트곡의 나열을 넘어, 한 예술가가 어떻게 대중의 집단적 정서와 호흡하며 하나의 거대한 음악적 서사를 완성했는지를 증명하는 팝 클래식의 정전(Canon)으로 평가받습니다.</w:t>
+      </w:r>
+    </w:p>
+    <w:p>
+      <w:pPr>
+        <w:spacing w:line="324" w:lineRule="auto" w:after="80"/>
+      </w:pPr>
+      <w:r>
+        <w:rPr w:rFonts="맑은 고딕">
+          <w:rFonts w:ascii="맑은 고딕" w:hAnsi="맑은 고딕" w:eastAsia="맑은 고딕"/>
+          <w:b w:val="0"/>
+          <w:color w:val="6B7280"/>
+          <w:sz w:val="21"/>
+        </w:rPr>
+        <w:t xml:space="preserve">· </w:t>
+      </w:r>
+      <w:r>
+        <w:rPr w:rFonts="맑은 고딕">
+          <w:rFonts w:ascii="맑은 고딕" w:hAnsi="맑은 고딕" w:eastAsia="맑은 고딕"/>
+          <w:b/>
+          <w:color w:val="1F2937"/>
+          <w:sz w:val="21"/>
+        </w:rPr>
+        <w:t xml:space="preserve">시대의 흔적(스토리텔링): </w:t>
+      </w:r>
+      <w:r>
+        <w:rPr w:rFonts="맑은 고딕">
+          <w:rFonts w:ascii="맑은 고딕" w:hAnsi="맑은 고딕" w:eastAsia="맑은 고딕"/>
+          <w:b w:val="0"/>
+          <w:sz w:val="21"/>
+        </w:rPr>
+        <w:t>베트남 전쟁과 사회적 격변으로 혼란스러웠던 1970년대, 닐 다이아몬드의 음악은 불안에 떨던 청춘들에게 따스한 피난처이자 희망의 불씨가 되어 주었습니다. 스타디움을 가득 메운 수만 명의 관중이 어깨를 겯고 목놓아 불렀던 그 시절의 벅찬 공기와 순수했던 낭만의 체온이 레코드의 소리골마다 생생히 숨 쉬고 있습니다.</w:t>
+      </w:r>
+    </w:p>
+    <w:p>
+      <w:pPr>
+        <w:spacing w:line="324" w:lineRule="auto" w:before="200" w:after="80"/>
+      </w:pPr>
+      <w:r>
+        <w:rPr w:rFonts="맑은 고딕">
+          <w:rFonts w:ascii="맑은 고딕" w:hAnsi="맑은 고딕" w:eastAsia="맑은 고딕"/>
+          <w:b/>
+          <w:color w:val="1E3A8A"/>
+          <w:sz w:val="24"/>
+        </w:rPr>
+        <w:t>4. 주요 수록곡 및 감상 제언</w:t>
+      </w:r>
+    </w:p>
+    <w:p>
+      <w:pPr>
+        <w:spacing w:line="324" w:lineRule="auto" w:after="80"/>
+      </w:pPr>
+      <w:r>
+        <w:rPr w:rFonts="맑은 고딕">
+          <w:rFonts w:ascii="맑은 고딕" w:hAnsi="맑은 고딕" w:eastAsia="맑은 고딕"/>
+          <w:b w:val="0"/>
+          <w:color w:val="6B7280"/>
+          <w:sz w:val="21"/>
+        </w:rPr>
+        <w:t xml:space="preserve">· </w:t>
+      </w:r>
+      <w:r>
+        <w:rPr w:rFonts="맑은 고딕">
+          <w:rFonts w:ascii="맑은 고딕" w:hAnsi="맑은 고딕" w:eastAsia="맑은 고딕"/>
+          <w:b/>
+          <w:color w:val="1F2937"/>
+          <w:sz w:val="21"/>
+        </w:rPr>
+        <w:t xml:space="preserve">주요 수록곡 특징: </w:t>
+      </w:r>
+      <w:r>
+        <w:rPr w:rFonts="맑은 고딕">
+          <w:rFonts w:ascii="맑은 고딕" w:hAnsi="맑은 고딕" w:eastAsia="맑은 고딕"/>
+          <w:b w:val="0"/>
+          <w:sz w:val="21"/>
+        </w:rPr>
+        <w:t>보스턴 레드삭스의 영원한 응원가이자 전 세계인의 가슴을 벅차게 만드는 불멸의 앤섬 "Sweet Caroline", 경쾌한 리듬 뒤로 짙은 낭만이 넘실거리는 빌보드 1위 곡 "Cracklin' Rosie", 실존적 고뇌와 고독을 웅장한 오케스트레이션과 함께 처연하게 토해내는 걸작 "I Am... I Said", 소박한 멜로디의 힘으로 순수한 위안을 건네는 "Song Sung Blue" 등 주옥같은 명곡들이 포진해 있습니다.</w:t>
+      </w:r>
+    </w:p>
+    <w:p>
+      <w:pPr>
+        <w:spacing w:line="324" w:lineRule="auto" w:after="80"/>
+      </w:pPr>
+      <w:r>
+        <w:rPr w:rFonts="맑은 고딕">
+          <w:rFonts w:ascii="맑은 고딕" w:hAnsi="맑은 고딕" w:eastAsia="맑은 고딕"/>
+          <w:b w:val="0"/>
+          <w:color w:val="6B7280"/>
+          <w:sz w:val="21"/>
+        </w:rPr>
+        <w:t xml:space="preserve">· </w:t>
+      </w:r>
+      <w:r>
+        <w:rPr w:rFonts="맑은 고딕">
+          <w:rFonts w:ascii="맑은 고딕" w:hAnsi="맑은 고딕" w:eastAsia="맑은 고딕"/>
+          <w:b/>
+          <w:color w:val="1F2937"/>
+          <w:sz w:val="21"/>
+        </w:rPr>
+        <w:t xml:space="preserve">빈티지 감상 제언: </w:t>
+      </w:r>
+      <w:r>
+        <w:rPr w:rFonts="맑은 고딕">
+          <w:rFonts w:ascii="맑은 고딕" w:hAnsi="맑은 고딕" w:eastAsia="맑은 고딕"/>
+          <w:b w:val="0"/>
+          <w:sz w:val="21"/>
+        </w:rPr>
+        <w:t>진공관 앰프의 예열을 거쳐 턴테이블의 바늘이 묵직한 LP의 그루브를 긁는 순간, 닐 다이아몬드 특유의 흉성 깊은 바리톤 배음이 방 안을 따스하게 채웁니다. 어쿠스틱 기타의 팽팽한 나일론 줄 울림과 섬세하게 조율된 오케스트라 현악의 질감, 브라스의 역동적인 타격감은 디지털 음원에서는 결코 맛볼 수 없는 아날로그 사운드의 풍요로운 미학을 고스란히 전달합니다.</w:t>
+      </w:r>
+    </w:p>
+    <w:p>
+      <w:pPr>
+        <w:spacing w:line="324" w:lineRule="auto" w:after="80"/>
+      </w:pPr>
+      <w:r>
+        <w:rPr w:rFonts="맑은 고딕">
+          <w:rFonts w:ascii="맑은 고딕" w:hAnsi="맑은 고딕" w:eastAsia="맑은 고딕"/>
+          <w:b w:val="0"/>
+          <w:color w:val="6B7280"/>
+          <w:sz w:val="21"/>
+        </w:rPr>
+        <w:t xml:space="preserve">· </w:t>
+      </w:r>
+      <w:r>
+        <w:rPr w:rFonts="맑은 고딕">
+          <w:rFonts w:ascii="맑은 고딕" w:hAnsi="맑은 고딕" w:eastAsia="맑은 고딕"/>
+          <w:b/>
+          <w:color w:val="1F2937"/>
+          <w:sz w:val="21"/>
+        </w:rPr>
+        <w:t xml:space="preserve">소장 가치: </w:t>
+      </w:r>
+      <w:r>
+        <w:rPr w:rFonts="맑은 고딕">
+          <w:rFonts w:ascii="맑은 고딕" w:hAnsi="맑은 고딕" w:eastAsia="맑은 고딕"/>
+          <w:b w:val="0"/>
+          <w:sz w:val="21"/>
+        </w:rPr>
+        <w:t>반세기가 넘는 팝 음악의 영광을 단 한 장(혹은 세트)의 LP로 오롯이 소유할 수 있다는 점만으로도 컬렉터들에게는 축복과도 같은 음반입니다. 오리지널 아날로그 마스터의 숨결을 그대로 간직한 이 앨범은, 세월이 흘러도 변치 않는 품격 있는 컬렉션의 중심이 되어줄 것입니다.</w:t>
+      </w:r>
+    </w:p>
+    <w:p>
+      <w:pPr>
+        <w:spacing w:line="324" w:lineRule="auto" w:after="120" w:before="160"/>
+      </w:pPr>
+      <w:r>
+        <w:rPr w:rFonts="맑은 고딕">
+          <w:rFonts w:ascii="맑은 고딕" w:hAnsi="맑은 고딕" w:eastAsia="맑은 고딕"/>
+          <w:b/>
+          <w:color w:val="4338CA"/>
+          <w:sz w:val="21"/>
+        </w:rPr>
+        <w:t>이 음반을 통해 아날로그 소리골을 타고 흐르는 닐 다이아몬드의 묵직한 바리톤이 전해주는 감동을 다시 한번 경험해 보시는 것은 어떨까요?</w:t>
       </w:r>
     </w:p>
     <w:sectPr>
       <w:pgSz w:w="12240" w:h="15840"/>
-      <w:pgMar w:top="1440" w:right="1440" w:bottom="1440" w:left="1440" w:header="720" w:footer="720" w:gutter="0"/>
+      <w:pgMar w:top="1152" w:right="1296" w:bottom="1152" w:left="1296" w:header="720" w:footer="720" w:gutter="0"/>
       <w:cols w:space="720"/>
       <w:docGrid w:linePitch="360"/>
     </w:sectPr>

--- a/word_reports/LP_0253_위치_112_Neil Diamond_Greatest Hit.docx
+++ b/word_reports/LP_0253_위치_112_Neil Diamond_Greatest Hit.docx
@@ -32,7 +32,7 @@
     </w:p>
     <w:p>
       <w:pPr>
-        <w:spacing w:line="324" w:lineRule="auto" w:before="80" w:after="160"/>
+        <w:spacing w:line="324" w:lineRule="auto" w:before="80" w:after="120"/>
       </w:pPr>
       <w:r>
         <w:rPr w:rFonts="맑은 고딕">
@@ -42,13 +42,6 @@
           <w:sz w:val="22"/>
         </w:rPr>
         <w:t xml:space="preserve">[음반 소개] </w:t>
-      </w:r>
-      <w:r>
-        <w:rPr w:rFonts="맑은 고딕">
-          <w:rFonts w:ascii="맑은 고딕" w:hAnsi="맑은 고딕" w:eastAsia="맑은 고딕"/>
-          <w:b w:val="0"/>
-          <w:sz w:val="21"/>
-        </w:rPr>
       </w:r>
     </w:p>
     <w:p>
@@ -61,7 +54,46 @@
           <w:b w:val="0"/>
           <w:sz w:val="21"/>
         </w:rPr>
-        <w:t>닐 다이아몬드의 《Greatest Hits》는 20세기 팝 음악사에서 가장 찬란하게 빛났던 음유시인의 영혼과 낭만을 오롯이 집대성한 불멸의 명반입니다. 가슴을 울리는 깊고 그윽한 바리톤 음색과 탁월한 멜로디 감각은 거친 세월의 파도를 넘어 오늘날에도 듣는 이의 심장에 아련한 노스탤지어를 아로새깁니다. 대중성과 예술성이라는 두 마리 토끼를 완벽하게 포용하며 전 세계인의 가슴속에 희망과 위로를 건네온 그의 찬란한 궤적이 고스란히 담겨 있습니다. 회색빛 도시의 침묵 속에서 바이닐 특유의 온기로 피어나는 그의 선율은, 그 자체로 한 편의 서사시이자 영원히 늙지 않는 청춘의 찬가입니다.</w:t>
+        <w:t>1960년대 뉴욕 브릴 빌딩(Brill Building)의 어두운 작곡실에서 출발해 전 세계 스타디움을 감동의 물결로 물들인 닐 다이아몬드(Neil Diamond)는 대중음악사에서 가장 독보적인 위치를 점유한 음유시인입니다. 그의 음악은 단순한 대중가요의 영역을 넘어, 한 인간이 삶과 고독, 사랑과 방황 속에서 길어 올린 가장 진솔한 고백록과도 같습니다. 본 음반 『Greatest Hits』는 닐 다이아몬드가 아티스트로서 가장 찬란하게 빛나던 황금기 명곡들을 한데 응축한 음향의 기록이자, 반세기를 가로질러 온 그의 음악적 여정을 단 한 장의 바이닐로 집대성한 불멸의 명반입니다.</w:t>
+      </w:r>
+    </w:p>
+    <w:p>
+      <w:pPr>
+        <w:spacing w:line="324" w:lineRule="auto" w:after="120"/>
+      </w:pPr>
+      <w:r>
+        <w:rPr w:rFonts="맑은 고딕">
+          <w:rFonts w:ascii="맑은 고딕" w:hAnsi="맑은 고딕" w:eastAsia="맑은 고딕"/>
+          <w:b w:val="0"/>
+          <w:sz w:val="21"/>
+        </w:rPr>
+        <w:t>그의 작법은 포크의 서정적 고백성과 로큰롤의 원초적 활력, 그리고 고전 팝의 웅장한 오케스트레이션이 완벽한 균형을 이루고 있습니다. 화려한 기교 대신 가슴 밑바닥에서 울려 나오는 묵직한 중저음의 바리톤 보이스는 듣는 이의 마음을 단숨에 무장해제시키는 힘을 지니고 있습니다. 타인을 위한 히트곡 메이커에 머무르지 않고, 자신의 깊은 내면을 가사와 멜로디로 투영하며 무대 위에서 거대한 카리스마를 뿜어냈던 그의 예술적 철학은 본 앨범의 매 트랙마다 짙은 음영으로 새겨져 있습니다.</w:t>
+      </w:r>
+    </w:p>
+    <w:p>
+      <w:pPr>
+        <w:spacing w:line="324" w:lineRule="auto" w:after="120"/>
+      </w:pPr>
+      <w:r>
+        <w:rPr w:rFonts="맑은 고딕">
+          <w:rFonts w:ascii="맑은 고딕" w:hAnsi="맑은 고딕" w:eastAsia="맑은 고딕"/>
+          <w:b w:val="0"/>
+          <w:sz w:val="21"/>
+        </w:rPr>
+        <w:t>이 앨범에 아로새겨진 음악들은 시대를 초월하여 세대와 세대를 잇는 가교 역할을 해왔습니다. 대중적인 찬가(Anthem)로서 만인의 환호를 이끌어내는 폭발적인 에너지 이면에는, 언제나 도시인의 근원적 고독과 자아를 향한 질문이 깃들어 있습니다. 세월의 풍파 속에서도 결코 바래지 않는 멜로디의 우아함과 시적인 가사는 왜 닐 다이아몬드가 오늘날까지도 '미국 대중음악의 보석'으로 추앙받는지를 웅변합니다.</w:t>
+      </w:r>
+    </w:p>
+    <w:p>
+      <w:pPr>
+        <w:spacing w:line="324" w:lineRule="auto" w:after="120"/>
+      </w:pPr>
+      <w:r>
+        <w:rPr w:rFonts="맑은 고딕">
+          <w:rFonts w:ascii="맑은 고딕" w:hAnsi="맑은 고딕" w:eastAsia="맑은 고딕"/>
+          <w:b w:val="0"/>
+          <w:sz w:val="21"/>
+        </w:rPr>
+        <w:t>검은 바이닐의 소리골을 따라 회전하는 이 음반은 아날로그 시대가 빚어낸 가장 풍요롭고 낭만적인 순간으로 우리를 초대합니다. 턴테이블 바늘이 얹어지는 순간 피어오르는 따스한 현악 세션과 심장을 울리는 드럼 비트, 그리고 공간을 가득 채우는 닐 다이아몬드의 온기 어린 목소리는 각박한 현대 사회를 살아가는 감상자들에게 깊은 위로와 벅찬 서정의 카타르시스를 선사할 것입니다.</w:t>
       </w:r>
     </w:p>
     <w:p>
@@ -168,7 +200,7 @@
           <w:b w:val="0"/>
           <w:sz w:val="21"/>
         </w:rPr>
-        <w:t>1960년대 후반 뱅(Bang) 레코드 시절의 초기 걸작부터 유니(Uni), MCA, 그리고 컬럼비아(Columbia) 레코드를 거치며 만개한 닐 다이아몬드의 황금기 대표 트랙들을 망라하여 발매된 정통 컴필레이션 앨범입니다.</w:t>
+        <w:t>닐 다이아몬드의 눈부신 전성기 히트곡들을 총망라하여 아티스트의 음악적 정점을 집대성한 공식 베스트 앨범</w:t>
       </w:r>
     </w:p>
     <w:p>
@@ -199,7 +231,7 @@
           <w:b w:val="0"/>
           <w:sz w:val="21"/>
         </w:rPr>
-        <w:t>발매와 동시에 빌보드 앨범 차트 최상위권을 석권하였으며, 미국음반산업협회(RIAA) 멀티 플래티넘 인증을 비롯해 전 세계 수천만 장의 판매고를 기록하며 시대를 초월한 베스트셀러로 확고히 자리매김했습니다.</w:t>
+        <w:t>발매 직후 빌보드 앨범 차트 상위권 석권, 전 세계 멀티 플래티넘 인증 및 수백만 장 이상의 누적 판매고를 기록한 스테디셀러</w:t>
       </w:r>
     </w:p>
     <w:p>
@@ -230,7 +262,7 @@
           <w:b w:val="0"/>
           <w:sz w:val="21"/>
         </w:rPr>
-        <w:t>로큰롤 명예의 전당(Rock and Roll Hall of Fame) 및 송라이터스 명예의 전당 헌액, 그래미 어워드 평생공로상, 케네디 센터 공로상(Kennedy Center Honors) 수상 등 대중음악사에 남긴 위대한 업적을 공인받았습니다.</w:t>
+        <w:t>그래미 어워드 평생공로상, 로큰롤 명예의 전당 헌액, 송라이터스 명예의 전당 헌액, 케네디 센터 아너스(Kennedy Center Honors) 수상 등 아티스트의 공인된 위상 반영</w:t>
       </w:r>
     </w:p>
     <w:p>
@@ -275,7 +307,7 @@
           <w:b w:val="0"/>
           <w:sz w:val="21"/>
         </w:rPr>
-        <w:t>미국 (USA)</w:t>
+        <w:t>미국</w:t>
       </w:r>
     </w:p>
     <w:p>
@@ -337,7 +369,7 @@
           <w:b w:val="0"/>
           <w:sz w:val="21"/>
         </w:rPr>
-        <w:t>솔로 (싱어송라이터)</w:t>
+        <w:t>솔로</w:t>
       </w:r>
     </w:p>
     <w:p>
@@ -368,7 +400,7 @@
           <w:b w:val="0"/>
           <w:sz w:val="21"/>
         </w:rPr>
-        <w:t>뉴욕 브루클린 출신으로 틴 팬 앨리(Tin Pan Alley)의 브릴 빌딩(Brill Building) 전속 작곡가로 출발하여 20세기 가장 위대한 팝·포크 록의 거장으로 우뚝 선 싱어송라이터입니다. 굵직하고 서정적인 바리톤 보컬과 삶의 페이소스를 관통하는 독보적인 송라이팅으로 전 세계 1억 3천만 장 이상의 음반을 판매하며 팝 음악의 황금기를 이끌었습니다.</w:t>
+        <w:t>특유의 묵직하고 서정적인 바리톤 음색과 탁월한 송라이팅 능력을 겸비한 전설적인 싱어송라이터입니다. 포크와 팝, 록의 경계를 유려하게 넘나들며 시대를 관통하는 인간적 서사와 멜로디의 미학을 완성하여 팝 역사상 가장 위대한 대중가객 중 한 명으로 평가받습니다.</w:t>
       </w:r>
     </w:p>
     <w:p>
@@ -413,7 +445,7 @@
           <w:b w:val="0"/>
           <w:sz w:val="21"/>
         </w:rPr>
-        <w:t>본 작은 1960~70년대 어덜트 컨템퍼러리와 포크 팝, 오케스트럴 팝의 정점을 보여주는 사운드의 교과서이자 역사적 유산입니다. 단순한 히트곡의 나열을 넘어, 한 예술가가 어떻게 대중의 집단적 정서와 호흡하며 하나의 거대한 음악적 서사를 완성했는지를 증명하는 팝 클래식의 정전(Canon)으로 평가받습니다.</w:t>
+        <w:t>브릴 빌딩 시스템의 정교한 팝 구성미와 1970년대 싱어송라이터 무브먼트의 자전적 진정성이 가장 이상적으로 결합된 팝 역사상의 기념비적 컬렉션입니다.</w:t>
       </w:r>
     </w:p>
     <w:p>
@@ -444,7 +476,7 @@
           <w:b w:val="0"/>
           <w:sz w:val="21"/>
         </w:rPr>
-        <w:t>베트남 전쟁과 사회적 격변으로 혼란스러웠던 1970년대, 닐 다이아몬드의 음악은 불안에 떨던 청춘들에게 따스한 피난처이자 희망의 불씨가 되어 주었습니다. 스타디움을 가득 메운 수만 명의 관중이 어깨를 겯고 목놓아 불렀던 그 시절의 벅찬 공기와 순수했던 낭만의 체온이 레코드의 소리골마다 생생히 숨 쉬고 있습니다.</w:t>
+        <w:t>격동과 혼란의 시기였던 1960~70년대 미국 사회 속에서 고뇌하던 청춘들에게는 따뜻한 정서적 안식처가 되어주었고, 축제의 광장에서는 모두가 하나 되어 목청껏 부를 수 있었던 시대의 낭만과 희망을 투영하고 있습니다.</w:t>
       </w:r>
     </w:p>
     <w:p>
@@ -489,7 +521,130 @@
           <w:b w:val="0"/>
           <w:sz w:val="21"/>
         </w:rPr>
-        <w:t>보스턴 레드삭스의 영원한 응원가이자 전 세계인의 가슴을 벅차게 만드는 불멸의 앤섬 "Sweet Caroline", 경쾌한 리듬 뒤로 짙은 낭만이 넘실거리는 빌보드 1위 곡 "Cracklin' Rosie", 실존적 고뇌와 고독을 웅장한 오케스트레이션과 함께 처연하게 토해내는 걸작 "I Am... I Said", 소박한 멜로디의 힘으로 순수한 위안을 건네는 "Song Sung Blue" 등 주옥같은 명곡들이 포진해 있습니다.</w:t>
+      </w:r>
+    </w:p>
+    <w:p>
+      <w:pPr>
+        <w:spacing w:line="324" w:lineRule="auto" w:after="80"/>
+      </w:pPr>
+      <w:r>
+        <w:rPr w:rFonts="맑은 고딕">
+          <w:rFonts w:ascii="맑은 고딕" w:hAnsi="맑은 고딕" w:eastAsia="맑은 고딕"/>
+          <w:b w:val="0"/>
+          <w:color w:val="6B7280"/>
+          <w:sz w:val="21"/>
+        </w:rPr>
+        <w:t xml:space="preserve">· </w:t>
+      </w:r>
+      <w:r>
+        <w:rPr w:rFonts="맑은 고딕">
+          <w:rFonts w:ascii="맑은 고딕" w:hAnsi="맑은 고딕" w:eastAsia="맑은 고딕"/>
+          <w:b/>
+          <w:color w:val="1F2937"/>
+          <w:sz w:val="21"/>
+        </w:rPr>
+        <w:t xml:space="preserve">"Sweet Caroline": </w:t>
+      </w:r>
+      <w:r>
+        <w:rPr w:rFonts="맑은 고딕">
+          <w:rFonts w:ascii="맑은 고딕" w:hAnsi="맑은 고딕" w:eastAsia="맑은 고딕"/>
+          <w:b w:val="0"/>
+          <w:sz w:val="21"/>
+        </w:rPr>
+        <w:t>서정적인 벌스에서 브라스와 현악이 폭발하는 후렴구로 이어지는 전개로 전 세계인의 떼창을 이끌어낸 불멸의 팝 앤섬.</w:t>
+      </w:r>
+    </w:p>
+    <w:p>
+      <w:pPr>
+        <w:spacing w:line="324" w:lineRule="auto" w:after="80"/>
+      </w:pPr>
+      <w:r>
+        <w:rPr w:rFonts="맑은 고딕">
+          <w:rFonts w:ascii="맑은 고딕" w:hAnsi="맑은 고딕" w:eastAsia="맑은 고딕"/>
+          <w:b w:val="0"/>
+          <w:color w:val="6B7280"/>
+          <w:sz w:val="21"/>
+        </w:rPr>
+        <w:t xml:space="preserve">· </w:t>
+      </w:r>
+      <w:r>
+        <w:rPr w:rFonts="맑은 고딕">
+          <w:rFonts w:ascii="맑은 고딕" w:hAnsi="맑은 고딕" w:eastAsia="맑은 고딕"/>
+          <w:b/>
+          <w:color w:val="1F2937"/>
+          <w:sz w:val="21"/>
+        </w:rPr>
+        <w:t xml:space="preserve">"I Am... I Said": </w:t>
+      </w:r>
+      <w:r>
+        <w:rPr w:rFonts="맑은 고딕">
+          <w:rFonts w:ascii="맑은 고딕" w:hAnsi="맑은 고딕" w:eastAsia="맑은 고딕"/>
+          <w:b w:val="0"/>
+          <w:sz w:val="21"/>
+        </w:rPr>
+        <w:t>화려한 성공 이면에 자리한 예술가의 실존적 고독과 정체성을 처절하도록 아름답게 노래한 자전적 걸작.</w:t>
+      </w:r>
+    </w:p>
+    <w:p>
+      <w:pPr>
+        <w:spacing w:line="324" w:lineRule="auto" w:after="80"/>
+      </w:pPr>
+      <w:r>
+        <w:rPr w:rFonts="맑은 고딕">
+          <w:rFonts w:ascii="맑은 고딕" w:hAnsi="맑은 고딕" w:eastAsia="맑은 고딕"/>
+          <w:b w:val="0"/>
+          <w:color w:val="6B7280"/>
+          <w:sz w:val="21"/>
+        </w:rPr>
+        <w:t xml:space="preserve">· </w:t>
+      </w:r>
+      <w:r>
+        <w:rPr w:rFonts="맑은 고딕">
+          <w:rFonts w:ascii="맑은 고딕" w:hAnsi="맑은 고딕" w:eastAsia="맑은 고딕"/>
+          <w:b/>
+          <w:color w:val="1F2937"/>
+          <w:sz w:val="21"/>
+        </w:rPr>
+        <w:t xml:space="preserve">"Song Sung Blue": </w:t>
+      </w:r>
+      <w:r>
+        <w:rPr w:rFonts="맑은 고딕">
+          <w:rFonts w:ascii="맑은 고딕" w:hAnsi="맑은 고딕" w:eastAsia="맑은 고딕"/>
+          <w:b w:val="0"/>
+          <w:sz w:val="21"/>
+        </w:rPr>
+        <w:t>소박한 위로의 메시지와 합창의 묘미를 담아 모차르트의 모티브를 대중적으로 승화시킨 명곡.</w:t>
+      </w:r>
+    </w:p>
+    <w:p>
+      <w:pPr>
+        <w:spacing w:line="324" w:lineRule="auto" w:after="80"/>
+      </w:pPr>
+      <w:r>
+        <w:rPr w:rFonts="맑은 고딕">
+          <w:rFonts w:ascii="맑은 고딕" w:hAnsi="맑은 고딕" w:eastAsia="맑은 고딕"/>
+          <w:b w:val="0"/>
+          <w:color w:val="6B7280"/>
+          <w:sz w:val="21"/>
+        </w:rPr>
+        <w:t xml:space="preserve">· </w:t>
+      </w:r>
+      <w:r>
+        <w:rPr w:rFonts="맑은 고딕">
+          <w:rFonts w:ascii="맑은 고딕" w:hAnsi="맑은 고딕" w:eastAsia="맑은 고딕"/>
+          <w:b/>
+          <w:color w:val="1F2937"/>
+          <w:sz w:val="21"/>
+        </w:rPr>
+        <w:t xml:space="preserve">"Cracklin' Rosie": </w:t>
+      </w:r>
+      <w:r>
+        <w:rPr w:rFonts="맑은 고딕">
+          <w:rFonts w:ascii="맑은 고딕" w:hAnsi="맑은 고딕" w:eastAsia="맑은 고딕"/>
+          <w:b w:val="0"/>
+          <w:sz w:val="21"/>
+        </w:rPr>
+        <w:t>경쾌한 어쿠스틱 기타 리듬과 드라마틱한 오케스트레이션이 조화를 이루는 역동적인 보컬의 정수.</w:t>
       </w:r>
     </w:p>
     <w:p>
@@ -520,7 +675,7 @@
           <w:b w:val="0"/>
           <w:sz w:val="21"/>
         </w:rPr>
-        <w:t>진공관 앰프의 예열을 거쳐 턴테이블의 바늘이 묵직한 LP의 그루브를 긁는 순간, 닐 다이아몬드 특유의 흉성 깊은 바리톤 배음이 방 안을 따스하게 채웁니다. 어쿠스틱 기타의 팽팽한 나일론 줄 울림과 섬세하게 조율된 오케스트라 현악의 질감, 브라스의 역동적인 타격감은 디지털 음원에서는 결코 맛볼 수 없는 아날로그 사운드의 풍요로운 미학을 고스란히 전달합니다.</w:t>
+        <w:t>진공관 앰프를 통해 증폭될 때 진가를 발휘하는 닐 다이아몬드의 풍성한 흉성 질감과 아날로그 테이프 마스터링 특유의 따뜻하고 입체적인 공간감을 정밀 턴테이블 세팅으로 음미할 것을 권합니다.</w:t>
       </w:r>
     </w:p>
     <w:p>
@@ -551,7 +706,7 @@
           <w:b w:val="0"/>
           <w:sz w:val="21"/>
         </w:rPr>
-        <w:t>반세기가 넘는 팝 음악의 영광을 단 한 장(혹은 세트)의 LP로 오롯이 소유할 수 있다는 점만으로도 컬렉터들에게는 축복과도 같은 음반입니다. 오리지널 아날로그 마스터의 숨결을 그대로 간직한 이 앨범은, 세월이 흘러도 변치 않는 품격 있는 컬렉션의 중심이 되어줄 것입니다.</w:t>
+        <w:t>한 시대를 풍미한 대가의 전성기 음악 세계를 단 한 장의 LP로 온전히 소유할 수 있다는 점만으로도 정통 팝 바이닐 컬렉터의 서가에 반드시 자리해야 할 필청 음반입니다.</w:t>
       </w:r>
     </w:p>
     <w:p>
@@ -565,7 +720,7 @@
           <w:color w:val="4338CA"/>
           <w:sz w:val="21"/>
         </w:rPr>
-        <w:t>이 음반을 통해 아날로그 소리골을 타고 흐르는 닐 다이아몬드의 묵직한 바리톤이 전해주는 감동을 다시 한번 경험해 보시는 것은 어떨까요?</w:t>
+        <w:t>이 음반을 통해 세월이 흘러도 변치 않는 멜로디의 낭만과 거장의 목소리가 전해주는 감동을 다시 한번 경험해 보시는 것은 어떨까요?</w:t>
       </w:r>
     </w:p>
     <w:sectPr>
